--- a/testakten/versausgleich-haerte-bgh-schaefer-nuernberg/06_versorgungsanrechte_ehemann.docx
+++ b/testakten/versausgleich-haerte-bgh-schaefer-nuernberg/06_versorgungsanrechte_ehemann.docx
@@ -18,7 +18,7 @@
         <w:jc w:val="left"/>
       </w:pPr>
       <w:r>
-        <w:t>Stichtag: Ehezeitende 30.04.2021 (§ 3 Abs. 1 VersAusglG)</w:t>
+        <w:t>Stichtag: Ehezeitende 30.04.2021 (Paragraf 3 Abs. 1 VersAusglG)</w:t>
       </w:r>
     </w:p>
     <w:p>
@@ -86,7 +86,7 @@
         <w:pStyle w:val="ListBullet"/>
       </w:pPr>
       <w:r>
-        <w:t xml:space="preserve">In der Ehezeit erworbene monatliche Anwartschaft (in der Leistungsform: laufende Altersrente, Dynamik nach § 32 Satzung BVZ): </w:t>
+        <w:t xml:space="preserve">In der Ehezeit erworbene monatliche Anwartschaft (in der Leistungsform: laufende Altersrente, Dynamik nach Paragraf 32 Satzung BVZ): </w:t>
       </w:r>
       <w:r>
         <w:rPr>
@@ -114,7 +114,7 @@
         <w:pStyle w:val="ListBullet"/>
       </w:pPr>
       <w:r>
-        <w:t xml:space="preserve">Vorgeschlagener Ausgleichswert (interne Teilung, § 10 VersAusglG): </w:t>
+        <w:t xml:space="preserve">Vorgeschlagener Ausgleichswert (interne Teilung, Paragraf 10 VersAusglG): </w:t>
       </w:r>
       <w:r>
         <w:rPr>
@@ -154,7 +154,7 @@
         <w:t>interne Teilung</w:t>
       </w:r>
       <w:r>
-        <w:t xml:space="preserve"> (§ 10 VersAusglG), neues Versorgungskonto in der BVZ auf den Namen der Ehefrau</w:t>
+        <w:t xml:space="preserve"> (Paragraf 10 VersAusglG), neues Versorgungskonto in der BVZ auf den Namen der Ehefrau</w:t>
       </w:r>
     </w:p>
     <w:p>
@@ -225,7 +225,7 @@
         <w:rPr>
           <w:b/>
         </w:rPr>
-        <w:t>externe Teilung nach § 17 VersAusglG</w:t>
+        <w:t>externe Teilung nach Paragraf 17 VersAusglG</w:t>
       </w:r>
       <w:r>
         <w:t xml:space="preserve"> (Ausgleichsbetrag 9.250,00 €), Zielversorgung im Wege der Wahl der Ehefrau (Vorschlag: VBLklassik oder DRV Bund)</w:t>
@@ -236,7 +236,7 @@
         <w:pStyle w:val="ListBullet"/>
       </w:pPr>
       <w:r>
-        <w:t>Steuerlich gefördertes Anrecht; bei externer Teilung sind die Voraussetzungen § 1 Abs. 1 Nr. 4 AltZertG zu beachten</w:t>
+        <w:t>Steuerlich gefördertes Anrecht; bei externer Teilung sind die Voraussetzungen Paragraf 1 Abs. 1 Nr. 4 AltZertG zu beachten</w:t>
       </w:r>
     </w:p>
     <w:p>
@@ -301,7 +301,7 @@
         <w:pStyle w:val="ListBullet"/>
       </w:pPr>
       <w:r>
-        <w:t xml:space="preserve">Form des Ausgleichs: externe Teilung nach § 17 VersAusglG, Ausgleichsbetrag </w:t>
+        <w:t xml:space="preserve">Form des Ausgleichs: externe Teilung nach Paragraf 17 VersAusglG, Ausgleichsbetrag </w:t>
       </w:r>
       <w:r>
         <w:rPr>
